--- a/src/lib/adapters/docx/gabarits/odj-cs.docx
+++ b/src/lib/adapters/docx/gabarits/odj-cs.docx
@@ -1733,7 +1733,10 @@
         <w:rPr>
           <w:color w:val="000000"/>
         </w:rPr>
-        <w:t xml:space="preserve">Une fois réalisé, le plan pluriannuel de travaux devra être présenté à chaque assemblée générale ordinaire. {/ppt}</w:t>
+        <w:t xml:space="preserve">Une fois réalisé, le plan pluriannuel de travaux devra être présenté à chaque assemblée générale ordinaire. </w:t>
+      </w:r>
+      <w:r>
+        <w:t>{/ppt}</w:t>
       </w:r>
     </w:p>
     <w:p>
@@ -1861,7 +1864,10 @@
         <w:rPr>
           <w:color w:val="000000"/>
         </w:rPr>
-        <w:t>1er Janvier 2026 pour les copropriétés de moins de 50 lots.{/dpe}</w:t>
+        <w:t>1er Janvier 2026 pour les copropriétés de moins de 50 lots.</w:t>
+      </w:r>
+      <w:r>
+        <w:t>{/dpe}</w:t>
       </w:r>
     </w:p>
     <w:p>
@@ -2003,9 +2009,12 @@
           <w:rPr>
             <w:rStyle w:val="Lienhypertexte"/>
           </w:rPr>
-          <w:t>https://www.legifrance.gouv.fr/loda/article_lc/LEGIARTI000039784801{/irve}</w:t>
+          <w:t>https://www.legifrance.gouv.fr/loda/article_lc/LEGIARTI000039784801</w:t>
         </w:r>
       </w:hyperlink>
+      <w:r>
+        <w:t>{/irve}</w:t>
+      </w:r>
     </w:p>
     <w:p>
       <w:pPr>
@@ -2154,7 +2163,7 @@
           <w:rPr>
             <w:rStyle w:val="Lienhypertexte"/>
           </w:rPr>
-          <w:t>https://www.legifrance.gouv.fr/loda/article_lc/LEGIARTI000039784801{/velo}</w:t>
+          <w:t>https://www.legifrance.gouv.fr/loda/article_lc/LEGIARTI000039784801</w:t>
         </w:r>
       </w:hyperlink>
       <w:r>
@@ -2163,6 +2172,9 @@
         </w:rPr>
         <w:t xml:space="preserve"> </w:t>
       </w:r>
+      <w:r>
+        <w:t>{/velo}</w:t>
+      </w:r>
     </w:p>
     <w:p>
       <w:pPr>
@@ -2375,7 +2387,10 @@
         <w:rPr>
           <w:color w:val="000000"/>
         </w:rPr>
-        <w:t xml:space="preserve">Décision du CS : {/agHybride}</w:t>
+        <w:t xml:space="preserve">Décision du CS : </w:t>
+      </w:r>
+      <w:r>
+        <w:t>{/agHybride}</w:t>
       </w:r>
     </w:p>
     <w:p>
@@ -2449,7 +2464,10 @@
           <w:iCs/>
           <w:color w:val="000000"/>
         </w:rPr>
-        <w:t xml:space="preserve">Il est rappelé, à l'ensemble des copropriétaires, l'article 8 de la loi n°2024-1039 du 19 novembre 2024 (loi Le Meur) venant compléter l'article 9 de la loi n°65-557 du 10 juillet 1965 : "Art. 9-2 - Lorsqu'un lot de copropriété fait l'objet de la déclaration prévue à l'article L. 324-1-1 du code du tourisme, le copropriétaire ou, par son intermédiaire, le locataire qui y a été autorisé en informe le syndic. Un point d'information par le syndic relatif à l'activité de location de meublés touristiques au sein de la copropriété est inscrit à l'ordre du jour de la prochaine assemblée générale."{/locationTouristique}</w:t>
+        <w:t xml:space="preserve">Il est rappelé, à l'ensemble des copropriétaires, l'article 8 de la loi n°2024-1039 du 19 novembre 2024 (loi Le Meur) venant compléter l'article 9 de la loi n°65-557 du 10 juillet 1965 : "Art. 9-2 - Lorsqu'un lot de copropriété fait l'objet de la déclaration prévue à l'article L. 324-1-1 du code du tourisme, le copropriétaire ou, par son intermédiaire, le locataire qui y a été autorisé en informe le syndic. Un point d'information par le syndic relatif à l'activité de location de meublés touristiques au sein de la copropriété est inscrit à l'ordre du jour de la prochaine assemblée générale."</w:t>
+      </w:r>
+      <w:r>
+        <w:t>{/locationTouristique}</w:t>
       </w:r>
     </w:p>
     <w:p>

--- a/src/lib/adapters/docx/gabarits/odj-cs.docx
+++ b/src/lib/adapters/docx/gabarits/odj-cs.docx
@@ -98,7 +98,7 @@
         <w:jc w:val="both"/>
       </w:pPr>
       <w:r>
-        <w:t>En présence de : M/MME pour le conseil syndical.</w:t>
+        <w:t>En présence de : {presentsCs} pour le conseil syndical.</w:t>
       </w:r>
     </w:p>
     <w:p>
@@ -148,7 +148,7 @@
         <w:jc w:val="both"/>
       </w:pPr>
       <w:r>
-        <w:t xml:space="preserve">L’assemblée générale est fixée au : {dateAg}… à {heureAg}</w:t>
+        <w:t xml:space="preserve">L’assemblée générale est fixée au : {dateAg} à {heureAg}</w:t>
       </w:r>
     </w:p>
     <w:p>
@@ -352,6 +352,11 @@
       </w:r>
     </w:p>
     <w:p>
+      <w:r>
+        <w:t>{#travaux}</w:t>
+      </w:r>
+    </w:p>
+    <w:p>
       <w:pPr>
         <w:pStyle w:val="Sansinterligne"/>
         <w:jc w:val="both"/>
@@ -360,7 +365,7 @@
         <w:t>Travaux :</w:t>
       </w:r>
       <w:r>
-        <w:t xml:space="preserve"> {travauxIntitule}</w:t>
+        <w:t xml:space="preserve"> {libelle}</w:t>
       </w:r>
     </w:p>
     <w:p>
@@ -372,7 +377,7 @@
         <w:t xml:space="preserve">Budget voté : </w:t>
       </w:r>
       <w:r>
-        <w:t xml:space="preserve"> {travauxBudget}</w:t>
+        <w:t xml:space="preserve"> {budgetVote}</w:t>
       </w:r>
     </w:p>
     <w:p>
@@ -384,7 +389,27 @@
         <w:t xml:space="preserve">Dépenses constatées : </w:t>
       </w:r>
       <w:r>
-        <w:t xml:space="preserve"> {travauxDepenses}</w:t>
+        <w:t xml:space="preserve"> {depenses}</w:t>
+      </w:r>
+    </w:p>
+    <w:p>
+      <w:pPr>
+        <w:pStyle w:val="Sansinterligne"/>
+        <w:jc w:val="both"/>
+      </w:pPr>
+    </w:p>
+    <w:p>
+      <w:pPr>
+        <w:pStyle w:val="Sansinterligne"/>
+        <w:jc w:val="both"/>
+      </w:pPr>
+      <w:r>
+        <w:t>Nous clôturons les travaux ? </w:t>
+      </w:r>
+    </w:p>
+    <w:p>
+      <w:r>
+        <w:t>{/travaux}</w:t>
       </w:r>
     </w:p>
     <w:p>
@@ -633,6 +658,9 @@
       <w:r>
         <w:t>Montant des intérêts générés par le livret sur l’exercice {exercicePrecedent}</w:t>
       </w:r>
+      <w:r>
+        <w:t xml:space="preserve"> {interetsLivret}</w:t>
+      </w:r>
     </w:p>
     <w:p>
       <w:pPr>
@@ -653,91 +681,6 @@
           <w:i/>
         </w:rPr>
         <w:t xml:space="preserve">Vérification interne : </w:t>
-      </w:r>
-    </w:p>
-    <w:p>
-      <w:pPr>
-        <w:pStyle w:val="Sansinterligne"/>
-        <w:jc w:val="both"/>
-        <w:rPr>
-          <w:i/>
-        </w:rPr>
-      </w:pPr>
-    </w:p>
-    <w:p>
-      <w:pPr>
-        <w:pStyle w:val="Sansinterligne"/>
-        <w:numPr>
-          <w:ilvl w:val="0"/>
-          <w:numId w:val="4"/>
-        </w:numPr>
-        <w:jc w:val="both"/>
-        <w:rPr>
-          <w:i/>
-        </w:rPr>
-      </w:pPr>
-      <w:r>
-        <w:rPr>
-          <w:i/>
-        </w:rPr>
-        <w:t xml:space="preserve">Est-ce que le montant des fonds placés (cpte 502) est bien supérieur au montant du fonds travaux (cpte 105) </w:t>
-      </w:r>
-    </w:p>
-    <w:p>
-      <w:pPr>
-        <w:pStyle w:val="Sansinterligne"/>
-        <w:numPr>
-          <w:ilvl w:val="0"/>
-          <w:numId w:val="4"/>
-        </w:numPr>
-        <w:jc w:val="both"/>
-        <w:rPr>
-          <w:i/>
-        </w:rPr>
-      </w:pPr>
-      <w:r>
-        <w:rPr>
-          <w:i/>
-        </w:rPr>
-        <w:t xml:space="preserve">Est-ce qu’il y a des comptes débiteurs ou créditeurs de copros qui ne sont plus propriétaires ? </w:t>
-      </w:r>
-    </w:p>
-    <w:p>
-      <w:pPr>
-        <w:pStyle w:val="Sansinterligne"/>
-        <w:numPr>
-          <w:ilvl w:val="0"/>
-          <w:numId w:val="4"/>
-        </w:numPr>
-        <w:jc w:val="both"/>
-        <w:rPr>
-          <w:i/>
-        </w:rPr>
-      </w:pPr>
-      <w:r>
-        <w:rPr>
-          <w:i/>
-        </w:rPr>
-        <w:t>Quel est le solde du compte sinistre ?</w:t>
-      </w:r>
-    </w:p>
-    <w:p>
-      <w:pPr>
-        <w:pStyle w:val="Sansinterligne"/>
-        <w:numPr>
-          <w:ilvl w:val="0"/>
-          <w:numId w:val="4"/>
-        </w:numPr>
-        <w:jc w:val="both"/>
-        <w:rPr>
-          <w:i/>
-        </w:rPr>
-      </w:pPr>
-      <w:r>
-        <w:rPr>
-          <w:i/>
-        </w:rPr>
-        <w:t xml:space="preserve">Est-ce que les écritures « entretien/réparations » sont bien affectées au niveau de la colonne « récup/loc) + autres colonnes. Pour mémoire pour un ascenseur : Contrat simple : récupérable à 100%. Contrat étendu : récupérable à 73%.</w:t>
       </w:r>
     </w:p>
     <w:p>
@@ -805,23 +748,6 @@
       <w:pPr>
         <w:pStyle w:val="Sansinterligne"/>
         <w:jc w:val="both"/>
-        <w:rPr>
-          <w:i/>
-          <w:iCs/>
-        </w:rPr>
-      </w:pPr>
-      <w:r>
-        <w:rPr>
-          <w:i/>
-          <w:iCs/>
-        </w:rPr>
-        <w:t xml:space="preserve">Vérification interne : Est-ce que tous les dossiers F9 de sinistre sont à jour ? Toutes facturations ont été faites ? </w:t>
-      </w:r>
-    </w:p>
-    <w:p>
-      <w:pPr>
-        <w:pStyle w:val="Sansinterligne"/>
-        <w:jc w:val="both"/>
       </w:pPr>
     </w:p>
     <w:p>
@@ -847,6 +773,9 @@
           <w:b/>
         </w:rPr>
         <w:t> :</w:t>
+      </w:r>
+      <w:r>
+        <w:t xml:space="preserve"> {debiteursProcedure}</w:t>
       </w:r>
     </w:p>
     <w:p>
@@ -1405,6 +1334,9 @@
       <w:r>
         <w:t>Proposition de nouveau contrat :</w:t>
       </w:r>
+      <w:r>
+        <w:t xml:space="preserve"> {contratSyndicPropose}</w:t>
+      </w:r>
     </w:p>
     <w:p>
       <w:pPr>
@@ -1505,6 +1437,9 @@
       </w:pPr>
       <w:r>
         <w:t>Membres reproposant leur candidature :</w:t>
+      </w:r>
+      <w:r>
+        <w:t xml:space="preserve"> {candidatsCs}</w:t>
       </w:r>
     </w:p>
     <w:p>

--- a/src/lib/adapters/docx/gabarits/odj-cs.docx
+++ b/src/lib/adapters/docx/gabarits/odj-cs.docx
@@ -1336,6 +1336,24 @@
       </w:r>
       <w:r>
         <w:t xml:space="preserve"> {contratSyndicPropose}</w:t>
+      </w:r>
+    </w:p>
+    <w:p>
+      <w:pPr>
+        <w:pStyle w:val="Sansinterligne"/>
+        <w:jc w:val="both"/>
+      </w:pPr>
+      <w:r>
+        <w:t xml:space="preserve">{hausseContrat}</w:t>
+      </w:r>
+    </w:p>
+    <w:p>
+      <w:pPr>
+        <w:pStyle w:val="Sansinterligne"/>
+        <w:jc w:val="both"/>
+      </w:pPr>
+      <w:r>
+        <w:t xml:space="preserve">{propositionFraisPostaux}</w:t>
       </w:r>
     </w:p>
     <w:p>

--- a/src/lib/adapters/docx/gabarits/odj-cs.docx
+++ b/src/lib/adapters/docx/gabarits/odj-cs.docx
@@ -98,7 +98,25 @@
         <w:jc w:val="both"/>
       </w:pPr>
       <w:r>
+        <w:t xml:space="preserve"/>
+      </w:r>
+    </w:p>
+    <w:p>
+      <w:pPr>
+        <w:pStyle w:val="Sansinterligne"/>
+        <w:jc w:val="both"/>
+      </w:pPr>
+      <w:r>
         <w:t>En présence de : {presentsCs} pour le conseil syndical.</w:t>
+      </w:r>
+    </w:p>
+    <w:p>
+      <w:pPr>
+        <w:pStyle w:val="Sansinterligne"/>
+        <w:jc w:val="both"/>
+      </w:pPr>
+      <w:r>
+        <w:t xml:space="preserve"/>
       </w:r>
     </w:p>
     <w:p>
@@ -320,6 +338,15 @@
         <w:pStyle w:val="Sansinterligne"/>
         <w:jc w:val="both"/>
       </w:pPr>
+      <w:r>
+        <w:t xml:space="preserve">-</w:t>
+      </w:r>
+    </w:p>
+    <w:p>
+      <w:pPr>
+        <w:pStyle w:val="Sansinterligne"/>
+        <w:jc w:val="both"/>
+      </w:pPr>
     </w:p>
     <w:p>
       <w:pPr>
@@ -397,19 +424,57 @@
         <w:pStyle w:val="Sansinterligne"/>
         <w:jc w:val="both"/>
       </w:pPr>
-    </w:p>
-    <w:p>
-      <w:pPr>
-        <w:pStyle w:val="Sansinterligne"/>
-        <w:jc w:val="both"/>
-      </w:pPr>
-      <w:r>
-        <w:t>Nous clôturons les travaux ? </w:t>
-      </w:r>
+      <w:r>
+        <w:t>Nous clôturons les travaux ? Oui/Non</w:t>
+      </w:r>
+    </w:p>
+    <w:p>
+      <w:pPr>
+        <w:pStyle w:val="Sansinterligne"/>
+        <w:jc w:val="both"/>
+      </w:pPr>
     </w:p>
     <w:p>
       <w:r>
         <w:t>{/travaux}</w:t>
+      </w:r>
+    </w:p>
+    <w:p>
+      <w:pPr>
+        <w:pStyle w:val="Sansinterligne"/>
+        <w:jc w:val="both"/>
+      </w:pPr>
+    </w:p>
+    <w:p>
+      <w:pPr>
+        <w:pStyle w:val="Sansinterligne"/>
+        <w:jc w:val="both"/>
+      </w:pPr>
+    </w:p>
+    <w:p>
+      <w:pPr>
+        <w:pStyle w:val="Sansinterligne"/>
+        <w:jc w:val="both"/>
+        <w:rPr>
+          <w:b/>
+          <w:u w:val="single"/>
+        </w:rPr>
+      </w:pPr>
+      <w:r>
+        <w:rPr>
+          <w:b/>
+          <w:u w:val="single"/>
+        </w:rPr>
+        <w:t>Nouvel extranet REAL 31 :</w:t>
+      </w:r>
+    </w:p>
+    <w:p>
+      <w:pPr>
+        <w:pStyle w:val="Sansinterligne"/>
+        <w:jc w:val="both"/>
+      </w:pPr>
+      <w:r>
+        <w:t>Un point est fait en séance sur l’extranet REAL 31 et sur le menu pour vérifier les factures</w:t>
       </w:r>
     </w:p>
     <w:p>
@@ -432,61 +497,6 @@
           <w:i/>
           <w:iCs/>
         </w:rPr>
-        <w:t>Vérification interne : La liste des budgets ouverts est-elle cohérente avec les comptes de classe 102 figurant en compta ?</w:t>
-      </w:r>
-    </w:p>
-    <w:p>
-      <w:pPr>
-        <w:pStyle w:val="Sansinterligne"/>
-        <w:jc w:val="both"/>
-      </w:pPr>
-    </w:p>
-    <w:p>
-      <w:pPr>
-        <w:pStyle w:val="Sansinterligne"/>
-        <w:jc w:val="both"/>
-        <w:rPr>
-          <w:b/>
-          <w:u w:val="single"/>
-        </w:rPr>
-      </w:pPr>
-      <w:r>
-        <w:rPr>
-          <w:b/>
-          <w:u w:val="single"/>
-        </w:rPr>
-        <w:t>Nouvel extranet REAL 31 :</w:t>
-      </w:r>
-    </w:p>
-    <w:p>
-      <w:pPr>
-        <w:pStyle w:val="Sansinterligne"/>
-        <w:jc w:val="both"/>
-      </w:pPr>
-      <w:r>
-        <w:t>Un point est fait en séance sur l’extranet REAL 31 et sur le menu pour vérifier les factures</w:t>
-      </w:r>
-    </w:p>
-    <w:p>
-      <w:pPr>
-        <w:pStyle w:val="Sansinterligne"/>
-        <w:jc w:val="both"/>
-      </w:pPr>
-    </w:p>
-    <w:p>
-      <w:pPr>
-        <w:pStyle w:val="Sansinterligne"/>
-        <w:jc w:val="both"/>
-        <w:rPr>
-          <w:i/>
-          <w:iCs/>
-        </w:rPr>
-      </w:pPr>
-      <w:r>
-        <w:rPr>
-          <w:i/>
-          <w:iCs/>
-        </w:rPr>
         <w:t xml:space="preserve">Vérification interne : Est-ce que la photo de l’immeuble apparait bien sur l’extranet ? </w:t>
       </w:r>
     </w:p>
@@ -656,7 +666,7 @@
         <w:jc w:val="both"/>
       </w:pPr>
       <w:r>
-        <w:t>Montant des intérêts générés par le livret sur l’exercice {exercicePrecedent}</w:t>
+        <w:t>Montant des intérêts générés par le livret sur l’exercice {exercicePrecedent} :</w:t>
       </w:r>
       <w:r>
         <w:t xml:space="preserve"> {interetsLivret}</w:t>
@@ -820,23 +830,6 @@
         <w:pStyle w:val="Sansinterligne"/>
         <w:jc w:val="both"/>
       </w:pPr>
-    </w:p>
-    <w:p>
-      <w:pPr>
-        <w:pStyle w:val="Sansinterligne"/>
-        <w:jc w:val="both"/>
-        <w:rPr>
-          <w:i/>
-          <w:iCs/>
-        </w:rPr>
-      </w:pPr>
-      <w:r>
-        <w:rPr>
-          <w:i/>
-          <w:iCs/>
-        </w:rPr>
-        <w:t xml:space="preserve">Vérification interne : Est-ce que tous les dossiers F9 de travaux sont à jour ? Toutes facturations ont été faites ? </w:t>
-      </w:r>
     </w:p>
     <w:p>
       <w:pPr>
@@ -1274,7 +1267,7 @@
         <w:t>er</w:t>
       </w:r>
       <w:r>
-        <w:t xml:space="preserve"> janvier 2017, nous appelons, conformément à la Loi ALUR, un fonds travaux. Il sera proposé à la prochaine AG d’en modifier éventuellement le montant (aujourd’hui = 5% du budget annuel).</w:t>
+        <w:t xml:space="preserve"> janvier 2017, nous appelons, conformément à la Loi ALUR, un fonds travaux. Il sera proposé à la prochaine AG d’en modifier éventuellement le montant ({tauxFondsTravaux})</w:t>
       </w:r>
     </w:p>
     <w:p>
@@ -1446,6 +1439,15 @@
       </w:r>
       <w:r>
         <w:t xml:space="preserve"> {membresCs}</w:t>
+      </w:r>
+    </w:p>
+    <w:p>
+      <w:pPr>
+        <w:pStyle w:val="Sansinterligne"/>
+        <w:jc w:val="both"/>
+      </w:pPr>
+      <w:r>
+        <w:t xml:space="preserve"/>
       </w:r>
     </w:p>
     <w:p>
@@ -2344,6 +2346,18 @@
       </w:r>
       <w:r>
         <w:t>{/agHybride}</w:t>
+      </w:r>
+    </w:p>
+    <w:p>
+      <w:pPr>
+        <w:shd w:val="clear" w:color="auto" w:fill="FFFFFF"/>
+        <w:jc w:val="both"/>
+        <w:rPr>
+          <w:color w:val="000000"/>
+        </w:rPr>
+      </w:pPr>
+      <w:r>
+        <w:t xml:space="preserve"/>
       </w:r>
     </w:p>
     <w:p>

--- a/src/lib/adapters/docx/gabarits/odj-cs.docx
+++ b/src/lib/adapters/docx/gabarits/odj-cs.docx
@@ -677,21 +677,6 @@
         <w:pStyle w:val="Sansinterligne"/>
         <w:jc w:val="both"/>
       </w:pPr>
-    </w:p>
-    <w:p>
-      <w:pPr>
-        <w:pStyle w:val="Sansinterligne"/>
-        <w:jc w:val="both"/>
-        <w:rPr>
-          <w:i/>
-        </w:rPr>
-      </w:pPr>
-      <w:r>
-        <w:rPr>
-          <w:i/>
-        </w:rPr>
-        <w:t xml:space="preserve">Vérification interne : </w:t>
-      </w:r>
     </w:p>
     <w:p>
       <w:pPr>
@@ -1181,25 +1166,6 @@
           <w:color w:val="000000"/>
         </w:rPr>
       </w:pPr>
-    </w:p>
-    <w:p>
-      <w:pPr>
-        <w:shd w:val="clear" w:color="auto" w:fill="FFFFFF"/>
-        <w:jc w:val="both"/>
-        <w:rPr>
-          <w:i/>
-          <w:iCs/>
-          <w:color w:val="000000"/>
-        </w:rPr>
-      </w:pPr>
-      <w:r>
-        <w:rPr>
-          <w:i/>
-          <w:iCs/>
-          <w:color w:val="000000"/>
-        </w:rPr>
-        <w:t>Vérification interne</w:t>
-      </w:r>
     </w:p>
     <w:p>
       <w:pPr>
